--- a/_translations/fr/17_Data_room/INDEX.docx
+++ b/_translations/fr/17_Data_room/INDEX.docx
@@ -8424,7 +8424,7 @@
               <w:rPr>
                 <w:sz w:val="17"/>
               </w:rPr>
-              <w:t>10.01</w:t>
+              <w:t>10,01</w:t>
             </w:r>
           </w:p>
         </w:tc>
@@ -8516,7 +8516,7 @@
               <w:rPr>
                 <w:sz w:val="17"/>
               </w:rPr>
-              <w:t>10.02</w:t>
+              <w:t>10,02</w:t>
             </w:r>
           </w:p>
         </w:tc>
@@ -8608,7 +8608,7 @@
               <w:rPr>
                 <w:sz w:val="17"/>
               </w:rPr>
-              <w:t>10.03</w:t>
+              <w:t>10,03</w:t>
             </w:r>
           </w:p>
         </w:tc>
@@ -8700,7 +8700,7 @@
               <w:rPr>
                 <w:sz w:val="17"/>
               </w:rPr>
-              <w:t>10.04</w:t>
+              <w:t>10,04</w:t>
             </w:r>
           </w:p>
         </w:tc>
@@ -8792,7 +8792,7 @@
               <w:rPr>
                 <w:sz w:val="17"/>
               </w:rPr>
-              <w:t>10.05</w:t>
+              <w:t>10,05</w:t>
             </w:r>
           </w:p>
         </w:tc>
